--- a/paper/conferences/mit_urtc_2026/draft/MIT_URTC_MANUSCRIPT.docx
+++ b/paper/conferences/mit_urtc_2026/draft/MIT_URTC_MANUSCRIPT.docx
@@ -3029,7 +3029,7 @@
           <w:i w:val="0"/>
           <w:sz w:val="20"/>
         </w:rPr>
-        <w:t>Table III reports offline replay of the integrated 12-feature checkpoint across all 35 recorded trajectories. The predictive controller improved low-PAC stimulation targeting by 22.1 percentage points relative to reactive thresholding. However, high-PAC rest specificity decreased by 26.6 points. The targeting gain was not sufficient to improve balanced alignment.</w:t>
+        <w:t>Table IV reports offline replay of the integrated 12-feature checkpoint across all 35 recorded trajectories. The predictive controller improved low-PAC stimulation targeting by 22.1 percentage points relative to reactive thresholding. However, high-PAC rest specificity decreased by 26.6 points. The targeting gain was not sufficient to improve balanced alignment.</w:t>
       </w:r>
     </w:p>
     <w:p>
